--- a/chapter1/Chapter_1_house_style.docx
+++ b/chapter1/Chapter_1_house_style.docx
@@ -2952,7 +2952,7 @@
           <wp:inline distT="0" distB="0" distL="0" distR="0" wp14:anchorId="7AD894E6" wp14:editId="0B319140">
             <wp:extent cx="5731510" cy="6120216"/>
             <wp:effectExtent l="0" t="0" r="0" b="0"/>
-            <wp:docPr id="169046035" name="Picture 1" descr="Traditional geared and integrated direct-drive architectures. (a) a mains-frequency motor drives the impeller through a step-up gearbox having a heavy lubrication system. (b) the impeller is mounted directly on the high-speed motor shaft, optionally carried on active magnetic bearings, and the gearbox, couplings and oil system disappear."/>
+            <wp:docPr id="169046035" name="Picture 1" descr="Traditional geared and integrated direct-drive architectures. (a) a mains-frequency motor drives the impeller through a step-up gearbox having a heavy lubrication system. (b) the impeller is mounted directly on the high-speed motor shaft, optionally carried on active magnetic bearings (AMBs), and the gearbox, couplings and oil system disappear. In (b) the upper half of the unit is drawn in section."/>
             <wp:cNvGraphicFramePr>
               <a:graphicFrameLocks xmlns:a="http://schemas.openxmlformats.org/drawingml/2006/main" noChangeAspect="1"/>
             </wp:cNvGraphicFramePr>
@@ -3048,7 +3048,14 @@
           <w:rFonts w:ascii="Times New Roman" w:hAnsi="Times New Roman" w:cs="Times New Roman"/>
           <w:lang w:val="en-GB"/>
         </w:rPr>
-        <w:t xml:space="preserve"> lubrication system. (b) the impeller is mounted directly on the high-speed motor shaft, optionally carried on active magnetic bearings, and the gearbox, couplings and oil system disappear.</w:t>
+        <w:t xml:space="preserve"> lubrication system. (b) the impeller is mounted directly on the high-speed motor shaft, optionally carried on active magnetic bearings (AMBs), and the gearbox, couplings and oil system disappear.</w:t>
+      </w:r>
+      <w:r>
+        <w:rPr>
+          <w:rFonts w:ascii="Times New Roman" w:hAnsi="Times New Roman" w:cs="Times New Roman"/>
+          <w:lang w:val="en-GB"/>
+        </w:rPr>
+        <w:t xml:space="preserve"> In (b) the upper half of the unit is drawn in section.</w:t>
       </w:r>
     </w:p>
     <w:p>
@@ -6811,9 +6818,9 @@
         </w:rPr>
         <w:drawing>
           <wp:inline distT="0" distB="0" distL="0" distR="0" wp14:anchorId="315E521E" wp14:editId="5149B94B">
-            <wp:extent cx="5731510" cy="2496820"/>
-            <wp:effectExtent l="0" t="0" r="2540" b="0"/>
-            <wp:docPr id="1061725931" name="Picture 2" descr="Computed lateral bending mode shapes of a high-speed rotor assembly between its non-drive end (NDE) and drive end (DE), with the first four natural frequencies. A rotor operated above its first bending mode must pass through resonance on every run-up and coast-down."/>
+            <wp:extent cx="5731510" cy="3294094"/>
+            <wp:effectExtent l="0" t="0" r="0" b="0"/>
+            <wp:docPr id="1061725931" name="Picture 2" descr="Computed lateral bending mode shapes of a high-speed rotor assembly between its non-drive end (NDE) and drive end (DE), with the first four natural frequencies. A rotor operated above its first bending mode must pass through resonance on every run-up and coast-down. The rotor is drawn to scale above the mode shapes, on the same axial scale; the vertical lines mark its radial AMBs."/>
             <wp:cNvGraphicFramePr>
               <a:graphicFrameLocks xmlns:a="http://schemas.openxmlformats.org/drawingml/2006/main" noChangeAspect="1"/>
             </wp:cNvGraphicFramePr>
@@ -6839,7 +6846,7 @@
                   <pic:spPr>
                     <a:xfrm>
                       <a:off x="0" y="0"/>
-                      <a:ext cx="5731510" cy="2496820"/>
+                      <a:ext cx="5731510" cy="3294094"/>
                     </a:xfrm>
                     <a:prstGeom prst="rect">
                       <a:avLst/>
@@ -6898,6 +6905,13 @@
           <w:lang w:val="en-GB"/>
         </w:rPr>
         <w:t xml:space="preserve"> between its non-drive end (NDE) and drive end (DE), with the first four natural frequencies. A rotor operated above its first bending mode must pass through resonance on every run-up and coast-down.</w:t>
+      </w:r>
+      <w:r>
+        <w:rPr>
+          <w:rFonts w:ascii="Times New Roman" w:hAnsi="Times New Roman" w:cs="Times New Roman"/>
+          <w:lang w:val="en-GB"/>
+        </w:rPr>
+        <w:t xml:space="preserve"> The rotor is drawn to scale above the mode shapes, on the same axial scale; the vertical lines mark its radial AMBs.</w:t>
       </w:r>
     </w:p>
     <w:p>

--- a/chapter1/Chapter_1_house_style.docx
+++ b/chapter1/Chapter_1_house_style.docx
@@ -16,7 +16,7 @@
           <w:rFonts w:ascii="Times New Roman" w:hAnsi="Times New Roman" w:cs="Times New Roman"/>
           <w:lang w:val="en-GB"/>
         </w:rPr>
-        <w:t>1.1 Introduction: The High-Speed Landscape</w:t>
+        <w:t xml:space="preserve">1.1 Introduction: the high-speed landscape</w:t>
       </w:r>
     </w:p>
     <w:p>
@@ -48,7 +48,7 @@
           <w:rFonts w:ascii="Times New Roman" w:hAnsi="Times New Roman" w:cs="Times New Roman"/>
           <w:lang w:val="en-GB"/>
         </w:rPr>
-        <w:t>The speed of a high-speed machine is not merely a mechanical rpm value; it is an electrical frequency challenge. The relationship between mechanical speed (</w:t>
+        <w:t xml:space="preserve">The speed of a high-speed machine is not merely a mechanical value in r/min; it is an electrical frequency challenge. The relationship between mechanical speed (</w:t>
       </w:r>
       <w:r>
         <w:rPr>
@@ -558,7 +558,7 @@
           <w:rFonts w:ascii="Times New Roman" w:hAnsi="Times New Roman" w:cs="Times New Roman"/>
           <w:lang w:val="en-GB"/>
         </w:rPr>
-        <w:t>Defining "High Speed"</w:t>
+        <w:t xml:space="preserve">Defining "high speed"</w:t>
       </w:r>
       <w:commentRangeEnd w:id="0"/>
       <w:r>
@@ -590,19 +590,23 @@
     </w:p>
     <w:p>
       <w:pPr>
-        <w:pStyle w:val="Heading3"/>
-        <w:jc w:val="both"/>
-        <w:rPr>
-          <w:rFonts w:ascii="Times New Roman" w:hAnsi="Times New Roman" w:cs="Times New Roman"/>
-          <w:lang w:val="en-GB"/>
-        </w:rPr>
-      </w:pPr>
-      <w:r>
-        <w:rPr>
-          <w:rFonts w:ascii="Times New Roman" w:hAnsi="Times New Roman" w:cs="Times New Roman"/>
-          <w:lang w:val="en-GB"/>
-        </w:rPr>
-        <w:t>The r/min fallacy: Why speed is a relative term.</w:t>
+        <w:keepNext/>
+        <w:jc w:val="both"/>
+        <w:rPr>
+          <w:rFonts w:ascii="Times New Roman" w:hAnsi="Times New Roman" w:cs="Times New Roman"/>
+          <w:b/>
+          <w:bCs/>
+          <w:lang w:val="en-GB"/>
+        </w:rPr>
+      </w:pPr>
+      <w:r>
+        <w:rPr>
+          <w:rFonts w:ascii="Times New Roman" w:hAnsi="Times New Roman" w:cs="Times New Roman"/>
+          <w:b/>
+          <w:bCs/>
+          <w:lang w:val="en-GB"/>
+        </w:rPr>
+        <w:t xml:space="preserve">The r/min fallacy: why speed is a relative term</w:t>
       </w:r>
     </w:p>
     <w:p>
@@ -1192,10 +1196,12 @@
     </w:p>
     <w:p>
       <w:pPr>
-        <w:pStyle w:val="Heading3"/>
-        <w:jc w:val="both"/>
-        <w:rPr>
-          <w:rFonts w:ascii="Times New Roman" w:hAnsi="Times New Roman" w:cs="Times New Roman"/>
+        <w:keepNext/>
+        <w:jc w:val="both"/>
+        <w:rPr>
+          <w:rFonts w:ascii="Times New Roman" w:hAnsi="Times New Roman" w:cs="Times New Roman"/>
+          <w:b/>
+          <w:bCs/>
           <w:sz w:val="22"/>
           <w:szCs w:val="22"/>
           <w:lang w:val="en-GB"/>
@@ -1204,23 +1210,29 @@
       <w:r>
         <w:rPr>
           <w:rFonts w:ascii="Times New Roman" w:hAnsi="Times New Roman" w:cs="Times New Roman"/>
-          <w:lang w:val="en-GB"/>
-        </w:rPr>
-        <w:t xml:space="preserve">Different definitions of </w:t>
-      </w:r>
-      <w:r>
-        <w:rPr>
-          <w:rFonts w:ascii="Times New Roman" w:hAnsi="Times New Roman" w:cs="Times New Roman"/>
-          <w:lang w:val="en-GB"/>
-        </w:rPr>
-        <w:t>high</w:t>
-      </w:r>
-      <w:r>
-        <w:rPr>
-          <w:rFonts w:ascii="Times New Roman" w:hAnsi="Times New Roman" w:cs="Times New Roman"/>
-          <w:lang w:val="en-GB"/>
-        </w:rPr>
-        <w:t xml:space="preserve"> speed</w:t>
+          <w:b/>
+          <w:bCs/>
+          <w:lang w:val="en-GB"/>
+        </w:rPr>
+        <w:t xml:space="preserve">Different definitions of high speed</w:t>
+      </w:r>
+      <w:r>
+        <w:rPr>
+          <w:rFonts w:ascii="Times New Roman" w:hAnsi="Times New Roman" w:cs="Times New Roman"/>
+          <w:b/>
+          <w:bCs/>
+          <w:lang w:val="en-GB"/>
+        </w:rPr>
+        <w:t xml:space="preserve"/>
+      </w:r>
+      <w:r>
+        <w:rPr>
+          <w:rFonts w:ascii="Times New Roman" w:hAnsi="Times New Roman" w:cs="Times New Roman"/>
+          <w:b/>
+          <w:bCs/>
+          <w:lang w:val="en-GB"/>
+        </w:rPr>
+        <w:t xml:space="preserve"/>
       </w:r>
     </w:p>
     <w:p>
@@ -1725,14 +1737,14 @@
           <w:rFonts w:ascii="Times New Roman" w:hAnsi="Times New Roman" w:cs="Times New Roman"/>
           <w:lang w:val="en-GB"/>
         </w:rPr>
-        <w:t>Armengaud</w:t>
-      </w:r>
-      <w:r>
-        <w:rPr>
-          <w:rFonts w:ascii="Times New Roman" w:hAnsi="Times New Roman" w:cs="Times New Roman"/>
-          <w:lang w:val="en-GB"/>
-        </w:rPr>
-        <w:t xml:space="preserve"> et al, 2025</w:t>
+        <w:t xml:space="preserve">Armengaud et al., 2025</w:t>
+      </w:r>
+      <w:r>
+        <w:rPr>
+          <w:rFonts w:ascii="Times New Roman" w:hAnsi="Times New Roman" w:cs="Times New Roman"/>
+          <w:lang w:val="en-GB"/>
+        </w:rPr>
+        <w:t xml:space="preserve"/>
       </w:r>
       <w:commentRangeEnd w:id="4"/>
       <w:r>
@@ -2854,7 +2866,7 @@
           <w:rFonts w:ascii="Times New Roman" w:hAnsi="Times New Roman" w:cs="Times New Roman"/>
           <w:lang w:val="en-GB"/>
         </w:rPr>
-        <w:t>Historical Context and the Direct-Drive Revolution</w:t>
+        <w:t xml:space="preserve">Historical context and the direct-drive revolution</w:t>
       </w:r>
       <w:r>
         <w:rPr>
@@ -2882,6 +2894,7 @@
     </w:p>
     <w:p>
       <w:pPr>
+        <w:keepNext/>
         <w:jc w:val="both"/>
         <w:rPr>
           <w:rFonts w:ascii="Times New Roman" w:hAnsi="Times New Roman" w:cs="Times New Roman"/>
@@ -2897,7 +2910,7 @@
           <w:bCs/>
           <w:lang w:val="en-GB"/>
         </w:rPr>
-        <w:t>The Limitations of the Geared Legacy</w:t>
+        <w:t xml:space="preserve">The limitations of the geared legacy</w:t>
       </w:r>
     </w:p>
     <w:p>
@@ -2950,9 +2963,9 @@
         <w:lastRenderedPageBreak/>
         <w:drawing>
           <wp:inline distT="0" distB="0" distL="0" distR="0" wp14:anchorId="7AD894E6" wp14:editId="0B319140">
-            <wp:extent cx="5731510" cy="6120216"/>
+            <wp:extent cx="5731510" cy="6030280"/>
             <wp:effectExtent l="0" t="0" r="0" b="0"/>
-            <wp:docPr id="169046035" name="Picture 1" descr="Traditional geared and integrated direct-drive architectures. (a) a mains-frequency motor drives the impeller through a step-up gearbox having a heavy lubrication system. (b) the impeller is mounted directly on the high-speed motor shaft, optionally carried on active magnetic bearings (AMBs), and the gearbox, couplings and oil system disappear. In (b) the upper half of the unit is drawn in section."/>
+            <wp:docPr id="169046035" name="Picture 1" descr="Traditional geared and integrated direct-drive architectures. (a) a mains-frequency motor drives the impeller through a step-up gearbox having a heavy lubrication system. (b) the impeller is mounted directly on the high-speed motor shaft, optionally carried on active magnetic bearings (AMBs), and the gearbox, couplings and oil system disappear. The units are drawn to scale for a compressor of about 300 kW: (a) and (b) at one scale, so that their sizes compare directly, and (c), the motor of (b) with its upper half in section, at twice that scale. The dimensions are representative of catalogue equipment, not those of a particular machine."/>
             <wp:cNvGraphicFramePr>
               <a:graphicFrameLocks xmlns:a="http://schemas.openxmlformats.org/drawingml/2006/main" noChangeAspect="1"/>
             </wp:cNvGraphicFramePr>
@@ -2978,7 +2991,7 @@
                   <pic:spPr bwMode="auto">
                     <a:xfrm>
                       <a:off x="0" y="0"/>
-                      <a:ext cx="5731510" cy="6120216"/>
+                      <a:ext cx="5731510" cy="6030280"/>
                     </a:xfrm>
                     <a:prstGeom prst="rect">
                       <a:avLst/>
@@ -3055,11 +3068,12 @@
           <w:rFonts w:ascii="Times New Roman" w:hAnsi="Times New Roman" w:cs="Times New Roman"/>
           <w:lang w:val="en-GB"/>
         </w:rPr>
-        <w:t xml:space="preserve"> In (b) the upper half of the unit is drawn in section.</w:t>
-      </w:r>
-    </w:p>
-    <w:p>
-      <w:pPr>
+        <w:t xml:space="preserve"> The units are drawn to scale for a compressor of about 300 kW: (a) and (b) at one scale, so that their sizes compare directly, and (c), the motor of (b) with its upper half in section, at twice that scale. The dimensions are representative of catalogue equipment, not those of a particular machine.</w:t>
+      </w:r>
+    </w:p>
+    <w:p>
+      <w:pPr>
+        <w:keepNext/>
         <w:jc w:val="both"/>
         <w:rPr>
           <w:rFonts w:ascii="Times New Roman" w:hAnsi="Times New Roman" w:cs="Times New Roman"/>
@@ -3076,7 +3090,7 @@
           <w:bCs/>
           <w:lang w:val="en-GB"/>
         </w:rPr>
-        <w:t>The Integrated High-Speed Unit: A Leap in Performance</w:t>
+        <w:t xml:space="preserve">The integrated high-speed unit: a leap in performance</w:t>
       </w:r>
       <w:commentRangeEnd w:id="6"/>
       <w:r>
@@ -3170,6 +3184,7 @@
     </w:p>
     <w:p>
       <w:pPr>
+        <w:keepNext/>
         <w:jc w:val="both"/>
         <w:rPr>
           <w:rFonts w:ascii="Times New Roman" w:hAnsi="Times New Roman" w:cs="Times New Roman"/>
@@ -3186,7 +3201,7 @@
           <w:lang w:val="en-GB"/>
         </w:rPr>
         <w:lastRenderedPageBreak/>
-        <w:t>Challenges and Trade-offs</w:t>
+        <w:t xml:space="preserve">Challenges and trade-offs</w:t>
       </w:r>
     </w:p>
     <w:p>
@@ -3307,6 +3322,7 @@
     </w:p>
     <w:p>
       <w:pPr>
+        <w:keepNext/>
         <w:jc w:val="both"/>
         <w:rPr>
           <w:rFonts w:ascii="Times New Roman" w:hAnsi="Times New Roman" w:cs="Times New Roman"/>
@@ -3322,7 +3338,7 @@
           <w:bCs/>
           <w:lang w:val="en-GB"/>
         </w:rPr>
-        <w:t>The Divergent Evolution: Direct-Drive Industrial vs. Geared Traction</w:t>
+        <w:t xml:space="preserve">The divergent evolution: direct-drive industrial vs. geared traction</w:t>
       </w:r>
     </w:p>
     <w:p>
@@ -3357,6 +3373,7 @@
     </w:p>
     <w:p>
       <w:pPr>
+        <w:keepNext/>
         <w:jc w:val="both"/>
         <w:rPr>
           <w:rFonts w:ascii="Times New Roman" w:hAnsi="Times New Roman" w:cs="Times New Roman"/>
@@ -3372,7 +3389,7 @@
           <w:bCs/>
           <w:lang w:val="en-GB"/>
         </w:rPr>
-        <w:t>The Industrial Paradigm: The "Gearless" Hermetic Unit</w:t>
+        <w:t xml:space="preserve">The industrial paradigm: the "gearless" hermetic unit</w:t>
       </w:r>
     </w:p>
     <w:p>
@@ -3423,6 +3440,7 @@
     </w:p>
     <w:p>
       <w:pPr>
+        <w:keepNext/>
         <w:jc w:val="both"/>
         <w:rPr>
           <w:rFonts w:ascii="Times New Roman" w:hAnsi="Times New Roman" w:cs="Times New Roman"/>
@@ -3438,7 +3456,7 @@
           <w:bCs/>
           <w:lang w:val="en-GB"/>
         </w:rPr>
-        <w:t>The Traction Paradigm: The Geared High-Speed Optimum</w:t>
+        <w:t xml:space="preserve">The traction paradigm: the geared high-speed optimum</w:t>
       </w:r>
     </w:p>
     <w:p>
@@ -3475,6 +3493,7 @@
     </w:p>
     <w:p>
       <w:pPr>
+        <w:keepNext/>
         <w:jc w:val="both"/>
         <w:rPr>
           <w:rFonts w:ascii="Times New Roman" w:hAnsi="Times New Roman" w:cs="Times New Roman"/>
@@ -3490,7 +3509,7 @@
           <w:bCs/>
           <w:lang w:val="en-GB"/>
         </w:rPr>
-        <w:t>The Economic Paradox: Why "More Parts" Can Be Cheaper</w:t>
+        <w:t xml:space="preserve">The economic paradox: why "more parts" can be cheaper</w:t>
       </w:r>
     </w:p>
     <w:p>
@@ -3641,6 +3660,19 @@
     </w:p>
     <w:p>
       <w:pPr>
+        <w:pStyle w:val="Heading2"/>
+        <w:jc w:val="both"/>
+      </w:pPr>
+      <w:r>
+        <w:rPr>
+          <w:rFonts w:ascii="Times New Roman" w:hAnsi="Times New Roman" w:cs="Times New Roman"/>
+          <w:lang w:val="en-GB"/>
+        </w:rPr>
+        <w:t xml:space="preserve">1.2 The two paradigms: industrial and mobile</w:t>
+      </w:r>
+    </w:p>
+    <w:p>
+      <w:pPr>
         <w:pStyle w:val="Heading3"/>
         <w:jc w:val="both"/>
         <w:rPr>
@@ -3653,7 +3685,7 @@
           <w:rFonts w:ascii="Times New Roman" w:hAnsi="Times New Roman" w:cs="Times New Roman"/>
           <w:lang w:val="en-GB"/>
         </w:rPr>
-        <w:t>1.2.1 Industrial High-Speed Machines: The Stationary Approach</w:t>
+        <w:t xml:space="preserve">1.2.1 Industrial high-speed machines: the stationary approach</w:t>
       </w:r>
     </w:p>
     <w:p>
@@ -3690,6 +3722,7 @@
     </w:p>
     <w:p>
       <w:pPr>
+        <w:keepNext/>
         <w:jc w:val="both"/>
         <w:rPr>
           <w:rFonts w:ascii="Times New Roman" w:hAnsi="Times New Roman" w:cs="Times New Roman"/>
@@ -3705,7 +3738,7 @@
           <w:bCs/>
           <w:lang w:val="en-GB"/>
         </w:rPr>
-        <w:t>Applications: The Drivers of Direct-Drive</w:t>
+        <w:t xml:space="preserve">Applications: the drivers of direct drive</w:t>
       </w:r>
     </w:p>
     <w:p>
@@ -3814,6 +3847,7 @@
     </w:p>
     <w:p>
       <w:pPr>
+        <w:keepNext/>
         <w:jc w:val="both"/>
         <w:rPr>
           <w:rFonts w:ascii="Times New Roman" w:hAnsi="Times New Roman" w:cs="Times New Roman"/>
@@ -3829,7 +3863,7 @@
           <w:bCs/>
           <w:lang w:val="en-GB"/>
         </w:rPr>
-        <w:t>Topology: The Logic of Low Pole Counts</w:t>
+        <w:t xml:space="preserve">Topology: the logic of low pole counts</w:t>
       </w:r>
     </w:p>
     <w:p>
@@ -3922,6 +3956,7 @@
     </w:p>
     <w:p>
       <w:pPr>
+        <w:keepNext/>
         <w:jc w:val="both"/>
         <w:rPr>
           <w:rFonts w:ascii="Times New Roman" w:hAnsi="Times New Roman" w:cs="Times New Roman"/>
@@ -3937,7 +3972,7 @@
           <w:bCs/>
           <w:lang w:val="en-GB"/>
         </w:rPr>
-        <w:t>Two</w:t>
+        <w:t xml:space="preserve">Two-pole induction machines (IM)</w:t>
       </w:r>
       <w:r>
         <w:rPr>
@@ -3946,7 +3981,7 @@
           <w:bCs/>
           <w:lang w:val="en-GB"/>
         </w:rPr>
-        <w:t>-Pole Induction Machines (IM)</w:t>
+        <w:t xml:space="preserve"/>
       </w:r>
     </w:p>
     <w:p>
@@ -4072,6 +4107,7 @@
     </w:p>
     <w:p>
       <w:pPr>
+        <w:keepNext/>
         <w:jc w:val="both"/>
         <w:rPr>
           <w:rFonts w:ascii="Times New Roman" w:hAnsi="Times New Roman" w:cs="Times New Roman"/>
@@ -4088,7 +4124,7 @@
           <w:lang w:val="en-GB"/>
         </w:rPr>
         <w:lastRenderedPageBreak/>
-        <w:t xml:space="preserve">2/4-Pole </w:t>
+        <w:t xml:space="preserve">2/4-pole rotor-surface-magnet PMSMs</w:t>
       </w:r>
       <w:r>
         <w:rPr>
@@ -4097,7 +4133,7 @@
           <w:bCs/>
           <w:lang w:val="en-GB"/>
         </w:rPr>
-        <w:t>Rotor-</w:t>
+        <w:t xml:space="preserve"/>
       </w:r>
       <w:r>
         <w:rPr>
@@ -4106,7 +4142,7 @@
           <w:bCs/>
           <w:lang w:val="en-GB"/>
         </w:rPr>
-        <w:t>Surface</w:t>
+        <w:t xml:space="preserve"/>
       </w:r>
       <w:r>
         <w:rPr>
@@ -4115,7 +4151,7 @@
           <w:bCs/>
           <w:lang w:val="en-GB"/>
         </w:rPr>
-        <w:t>-Magnet</w:t>
+        <w:t xml:space="preserve"/>
       </w:r>
       <w:r>
         <w:rPr>
@@ -4124,7 +4160,7 @@
           <w:bCs/>
           <w:lang w:val="en-GB"/>
         </w:rPr>
-        <w:t xml:space="preserve"> </w:t>
+        <w:t xml:space="preserve"/>
       </w:r>
       <w:r>
         <w:rPr>
@@ -4133,7 +4169,7 @@
           <w:bCs/>
           <w:lang w:val="en-GB"/>
         </w:rPr>
-        <w:t>PMSMs</w:t>
+        <w:t xml:space="preserve"/>
       </w:r>
     </w:p>
     <w:p>
@@ -4266,6 +4302,7 @@
     </w:p>
     <w:p>
       <w:pPr>
+        <w:keepNext/>
         <w:jc w:val="both"/>
         <w:rPr>
           <w:rFonts w:ascii="Times New Roman" w:hAnsi="Times New Roman" w:cs="Times New Roman"/>
@@ -4281,7 +4318,7 @@
           <w:bCs/>
           <w:lang w:val="en-GB"/>
         </w:rPr>
-        <w:t>Strategy: Mechanical Robustness and Sleeve Technology</w:t>
+        <w:t xml:space="preserve">Strategy: mechanical robustness and sleeve technology</w:t>
       </w:r>
     </w:p>
     <w:p>
@@ -4404,6 +4441,7 @@
     </w:p>
     <w:p>
       <w:pPr>
+        <w:keepNext/>
         <w:jc w:val="both"/>
         <w:rPr>
           <w:rFonts w:ascii="Times New Roman" w:hAnsi="Times New Roman" w:cs="Times New Roman"/>
@@ -4419,7 +4457,7 @@
           <w:bCs/>
           <w:lang w:val="en-GB"/>
         </w:rPr>
-        <w:t>Power Electronics: The IGBT Compatibility</w:t>
+        <w:t xml:space="preserve">Power electronics: the IGBT compatibility</w:t>
       </w:r>
     </w:p>
     <w:p>
@@ -4700,6 +4738,7 @@
     </w:p>
     <w:p>
       <w:pPr>
+        <w:keepNext/>
         <w:jc w:val="both"/>
         <w:rPr>
           <w:rFonts w:ascii="Times New Roman" w:hAnsi="Times New Roman" w:cs="Times New Roman"/>
@@ -4716,7 +4755,7 @@
           <w:lang w:val="en-GB"/>
         </w:rPr>
         <w:lastRenderedPageBreak/>
-        <w:t>Conclusion: The Stationary Philosophy</w:t>
+        <w:t xml:space="preserve">Conclusion: the stationary philosophy</w:t>
       </w:r>
     </w:p>
     <w:p>
@@ -4749,7 +4788,7 @@
           <w:rFonts w:ascii="Times New Roman" w:hAnsi="Times New Roman" w:cs="Times New Roman"/>
           <w:lang w:val="en-GB"/>
         </w:rPr>
-        <w:t>1.2.2 High-Specific-Power HS Machines: The Mobile Approach</w:t>
+        <w:t xml:space="preserve">1.2.2 High-specific-power HS machines: the mobile approach</w:t>
       </w:r>
     </w:p>
     <w:p>
@@ -4798,6 +4837,7 @@
     </w:p>
     <w:p>
       <w:pPr>
+        <w:keepNext/>
         <w:jc w:val="both"/>
         <w:rPr>
           <w:rFonts w:ascii="Times New Roman" w:hAnsi="Times New Roman" w:cs="Times New Roman"/>
@@ -4813,7 +4853,7 @@
           <w:bCs/>
           <w:lang w:val="en-GB"/>
         </w:rPr>
-        <w:t>Applications: The Pursuit of Power Density</w:t>
+        <w:t xml:space="preserve">Applications: the pursuit of power density</w:t>
       </w:r>
     </w:p>
     <w:p>
@@ -4894,6 +4934,7 @@
     </w:p>
     <w:p>
       <w:pPr>
+        <w:keepNext/>
         <w:jc w:val="both"/>
         <w:rPr>
           <w:rFonts w:ascii="Times New Roman" w:hAnsi="Times New Roman" w:cs="Times New Roman"/>
@@ -4909,7 +4950,7 @@
           <w:bCs/>
           <w:lang w:val="en-GB"/>
         </w:rPr>
-        <w:t>Topology: Multi-pole IPM and Reluctance Torque</w:t>
+        <w:t xml:space="preserve">Topology: multi-pole IPM and reluctance torque</w:t>
       </w:r>
     </w:p>
     <w:p>
@@ -5049,6 +5090,7 @@
     </w:p>
     <w:p>
       <w:pPr>
+        <w:keepNext/>
         <w:jc w:val="both"/>
         <w:rPr>
           <w:rFonts w:ascii="Times New Roman" w:hAnsi="Times New Roman" w:cs="Times New Roman"/>
@@ -5064,7 +5106,7 @@
           <w:bCs/>
           <w:lang w:val="en-GB"/>
         </w:rPr>
-        <w:t>Strategy: Mass Minimization through Frequency</w:t>
+        <w:t xml:space="preserve">Strategy: mass minimization through frequency</w:t>
       </w:r>
     </w:p>
     <w:p>
@@ -5169,6 +5211,7 @@
     </w:p>
     <w:p>
       <w:pPr>
+        <w:keepNext/>
         <w:jc w:val="both"/>
         <w:rPr>
           <w:rFonts w:ascii="Times New Roman" w:hAnsi="Times New Roman" w:cs="Times New Roman"/>
@@ -5184,7 +5227,7 @@
           <w:bCs/>
           <w:lang w:val="en-GB"/>
         </w:rPr>
-        <w:t>Power Electronics: The Necessity of Wide Bandgap (SiC/GaN)</w:t>
+        <w:t xml:space="preserve">Power electronics: the necessity of wide bandgap (SiC/GaN)</w:t>
       </w:r>
     </w:p>
     <w:p>
@@ -5468,6 +5511,7 @@
     </w:p>
     <w:p>
       <w:pPr>
+        <w:keepNext/>
         <w:jc w:val="both"/>
         <w:rPr>
           <w:rFonts w:ascii="Times New Roman" w:hAnsi="Times New Roman" w:cs="Times New Roman"/>
@@ -5483,7 +5527,7 @@
           <w:bCs/>
           <w:lang w:val="en-GB"/>
         </w:rPr>
-        <w:t>Conclusion: The High-Frequency High-Density Frontier</w:t>
+        <w:t xml:space="preserve">Conclusion: the high-frequency high-density frontier</w:t>
       </w:r>
     </w:p>
     <w:p>
@@ -5517,7 +5561,7 @@
           <w:lang w:val="en-GB"/>
         </w:rPr>
         <w:lastRenderedPageBreak/>
-        <w:t>1.3 Fundamental Physical Constraints</w:t>
+        <w:t xml:space="preserve">1.3 Fundamental physical constraints</w:t>
       </w:r>
     </w:p>
     <w:p>
@@ -5548,7 +5592,7 @@
           <w:rFonts w:ascii="Times New Roman" w:hAnsi="Times New Roman" w:cs="Times New Roman"/>
           <w:lang w:val="en-GB"/>
         </w:rPr>
-        <w:t xml:space="preserve"> Mechanical Limits: The </w:t>
+        <w:t xml:space="preserve"> Mechanical limits: the </w:t>
       </w:r>
       <w:r>
         <w:rPr>
@@ -5589,7 +5633,7 @@
           <w:rFonts w:ascii="Times New Roman" w:hAnsi="Times New Roman" w:cs="Times New Roman"/>
           <w:lang w:val="en-GB"/>
         </w:rPr>
-        <w:t xml:space="preserve"> Wall</w:t>
+        <w:t xml:space="preserve"> wall</w:t>
       </w:r>
     </w:p>
     <w:p>
@@ -5667,6 +5711,7 @@
     </w:p>
     <w:p>
       <w:pPr>
+        <w:keepNext/>
         <w:jc w:val="both"/>
         <w:rPr>
           <w:rFonts w:ascii="Times New Roman" w:hAnsi="Times New Roman" w:cs="Times New Roman"/>
@@ -5682,7 +5727,7 @@
           <w:bCs/>
           <w:lang w:val="en-GB"/>
         </w:rPr>
-        <w:t>Centrifugal Stress Distribution: Solid vs. Laminated Rotors</w:t>
+        <w:t xml:space="preserve">Centrifugal stress distribution: solid vs. laminated rotors</w:t>
       </w:r>
     </w:p>
     <w:p>
@@ -5771,21 +5816,21 @@
           <w:rFonts w:ascii="Times New Roman" w:hAnsi="Times New Roman" w:cs="Times New Roman"/>
           <w:lang w:val="en-GB"/>
         </w:rPr>
-        <w:t>(Canseven et. al.</w:t>
-      </w:r>
-      <w:r>
-        <w:rPr>
-          <w:rFonts w:ascii="Times New Roman" w:hAnsi="Times New Roman" w:cs="Times New Roman"/>
-          <w:lang w:val="en-GB"/>
-        </w:rPr>
-        <w:t>,</w:t>
-      </w:r>
-      <w:r>
-        <w:rPr>
-          <w:rFonts w:ascii="Times New Roman" w:hAnsi="Times New Roman" w:cs="Times New Roman"/>
-          <w:lang w:val="en-GB"/>
-        </w:rPr>
-        <w:t xml:space="preserve"> 2024)</w:t>
+        <w:t xml:space="preserve">(Canseven et al., 2024</w:t>
+      </w:r>
+      <w:r>
+        <w:rPr>
+          <w:rFonts w:ascii="Times New Roman" w:hAnsi="Times New Roman" w:cs="Times New Roman"/>
+          <w:lang w:val="en-GB"/>
+        </w:rPr>
+        <w:t xml:space="preserve"/>
+      </w:r>
+      <w:r>
+        <w:rPr>
+          <w:rFonts w:ascii="Times New Roman" w:hAnsi="Times New Roman" w:cs="Times New Roman"/>
+          <w:lang w:val="en-GB"/>
+        </w:rPr>
+        <w:t xml:space="preserve">)</w:t>
       </w:r>
       <w:commentRangeEnd w:id="10"/>
       <w:r>
@@ -6434,6 +6479,7 @@
     </w:p>
     <w:p>
       <w:pPr>
+        <w:keepNext/>
         <w:jc w:val="both"/>
         <w:rPr>
           <w:rFonts w:ascii="Times New Roman" w:hAnsi="Times New Roman" w:cs="Times New Roman"/>
@@ -6449,7 +6495,7 @@
           <w:bCs/>
           <w:lang w:val="en-GB"/>
         </w:rPr>
-        <w:t>Material Fatigue and the Retention System</w:t>
+        <w:t xml:space="preserve">Material fatigue and the retention system</w:t>
       </w:r>
     </w:p>
     <w:p>
@@ -6712,7 +6758,7 @@
           <w:lang w:val="en-GB"/>
         </w:rPr>
         <w:lastRenderedPageBreak/>
-        <w:t>1.3.2 Rotordynamics and Critical Speeds</w:t>
+        <w:t xml:space="preserve">1.3.2 Rotordynamics and critical speeds</w:t>
       </w:r>
     </w:p>
     <w:p>
@@ -6916,6 +6962,7 @@
     </w:p>
     <w:p>
       <w:pPr>
+        <w:keepNext/>
         <w:jc w:val="both"/>
         <w:rPr>
           <w:rFonts w:ascii="Times New Roman" w:hAnsi="Times New Roman" w:cs="Times New Roman"/>
@@ -6967,7 +7014,7 @@
           <w:bCs/>
           <w:lang w:val="en-GB"/>
         </w:rPr>
-        <w:t xml:space="preserve"> Ratio Challenge: Why HS Machines are Long and Thin?</w:t>
+        <w:t xml:space="preserve"> ratio challenge: why HS machines are long and thin?</w:t>
       </w:r>
       <w:commentRangeEnd w:id="12"/>
       <w:r>
@@ -7287,6 +7334,7 @@
     </w:p>
     <w:p>
       <w:pPr>
+        <w:keepNext/>
         <w:jc w:val="both"/>
         <w:rPr>
           <w:rFonts w:ascii="Times New Roman" w:hAnsi="Times New Roman" w:cs="Times New Roman"/>
@@ -7302,7 +7350,7 @@
           <w:bCs/>
           <w:lang w:val="en-GB"/>
         </w:rPr>
-        <w:t>Bearing Technologies: From Ball Bearings to AMBs</w:t>
+        <w:t xml:space="preserve">Bearing technologies: from ball bearings to AMBs</w:t>
       </w:r>
     </w:p>
     <w:p>
@@ -8212,7 +8260,7 @@
           <w:lang w:val="en-GB"/>
         </w:rPr>
         <w:lastRenderedPageBreak/>
-        <w:t xml:space="preserve">1.4. The </w:t>
+        <w:t xml:space="preserve">1.4 The </w:t>
       </w:r>
       <w:r>
         <w:rPr>
@@ -8572,7 +8620,7 @@
           <w:rFonts w:ascii="Times New Roman" w:hAnsi="Times New Roman" w:cs="Times New Roman"/>
           <w:lang w:val="en-GB"/>
         </w:rPr>
-        <w:t>Lipo, T.A., 2017)</w:t>
+        <w:t xml:space="preserve">Lipo, 2017)</w:t>
       </w:r>
       <w:commentRangeEnd w:id="13"/>
       <w:r>
@@ -9194,6 +9242,7 @@
     </w:p>
     <w:p>
       <w:pPr>
+        <w:keepNext/>
         <w:jc w:val="both"/>
         <w:rPr>
           <w:rFonts w:ascii="Times New Roman" w:hAnsi="Times New Roman" w:cs="Times New Roman"/>
@@ -9209,7 +9258,7 @@
           <w:bCs/>
           <w:lang w:val="en-GB"/>
         </w:rPr>
-        <w:t>Framing the Comparison</w:t>
+        <w:t xml:space="preserve">Framing the comparison</w:t>
       </w:r>
     </w:p>
     <w:p>
@@ -10026,7 +10075,7 @@
           <w:rFonts w:ascii="Times New Roman" w:hAnsi="Times New Roman" w:cs="Times New Roman"/>
           <w:lang w:val="en-GB"/>
         </w:rPr>
-        <w:t xml:space="preserve">1.5. Scaling </w:t>
+        <w:t xml:space="preserve">1.5 Scaling </w:t>
       </w:r>
       <w:r>
         <w:rPr>
@@ -10222,7 +10271,7 @@
           <w:rFonts w:ascii="Times New Roman" w:hAnsi="Times New Roman" w:cs="Times New Roman"/>
           <w:lang w:val="en-GB"/>
         </w:rPr>
-        <w:t>(Pyrhönen et. al., 2013)</w:t>
+        <w:t xml:space="preserve">(Pyrhönen et al., 2013)</w:t>
       </w:r>
       <w:commentRangeEnd w:id="14"/>
       <w:r>
@@ -10621,14 +10670,14 @@
           <w:rFonts w:ascii="Times New Roman" w:hAnsi="Times New Roman" w:cs="Times New Roman"/>
           <w:lang w:val="en-GB"/>
         </w:rPr>
-        <w:t>s</w:t>
-      </w:r>
-      <w:r>
-        <w:rPr>
-          <w:rFonts w:ascii="Times New Roman" w:hAnsi="Times New Roman" w:cs="Times New Roman"/>
-          <w:lang w:val="en-GB"/>
-        </w:rPr>
-        <w:t xml:space="preserve">caling: The </w:t>
+        <w:t xml:space="preserve">scaling: the </w:t>
+      </w:r>
+      <w:r>
+        <w:rPr>
+          <w:rFonts w:ascii="Times New Roman" w:hAnsi="Times New Roman" w:cs="Times New Roman"/>
+          <w:lang w:val="en-GB"/>
+        </w:rPr>
+        <w:t xml:space="preserve"/>
       </w:r>
       <w:r>
         <w:rPr>
@@ -11078,21 +11127,21 @@
           <w:rFonts w:ascii="Times New Roman" w:hAnsi="Times New Roman" w:cs="Times New Roman"/>
           <w:lang w:val="en-GB"/>
         </w:rPr>
-        <w:t xml:space="preserve">caling: The </w:t>
-      </w:r>
-      <w:r>
-        <w:rPr>
-          <w:rFonts w:ascii="Times New Roman" w:hAnsi="Times New Roman" w:cs="Times New Roman"/>
-          <w:lang w:val="en-GB"/>
-        </w:rPr>
-        <w:t>e</w:t>
-      </w:r>
-      <w:r>
-        <w:rPr>
-          <w:rFonts w:ascii="Times New Roman" w:hAnsi="Times New Roman" w:cs="Times New Roman"/>
-          <w:lang w:val="en-GB"/>
-        </w:rPr>
-        <w:t xml:space="preserve">fficiency </w:t>
+        <w:t xml:space="preserve">caling: the efficiency</w:t>
+      </w:r>
+      <w:r>
+        <w:rPr>
+          <w:rFonts w:ascii="Times New Roman" w:hAnsi="Times New Roman" w:cs="Times New Roman"/>
+          <w:lang w:val="en-GB"/>
+        </w:rPr>
+        <w:t xml:space="preserve"/>
+      </w:r>
+      <w:r>
+        <w:rPr>
+          <w:rFonts w:ascii="Times New Roman" w:hAnsi="Times New Roman" w:cs="Times New Roman"/>
+          <w:lang w:val="en-GB"/>
+        </w:rPr>
+        <w:t xml:space="preserve"> </w:t>
       </w:r>
       <w:r>
         <w:rPr>
@@ -11459,35 +11508,35 @@
           <w:rFonts w:ascii="Times New Roman" w:hAnsi="Times New Roman" w:cs="Times New Roman"/>
           <w:lang w:val="en-GB"/>
         </w:rPr>
-        <w:t xml:space="preserve">caling: The </w:t>
-      </w:r>
-      <w:r>
-        <w:rPr>
-          <w:rFonts w:ascii="Times New Roman" w:hAnsi="Times New Roman" w:cs="Times New Roman"/>
-          <w:lang w:val="en-GB"/>
-        </w:rPr>
-        <w:t>s</w:t>
-      </w:r>
-      <w:r>
-        <w:rPr>
-          <w:rFonts w:ascii="Times New Roman" w:hAnsi="Times New Roman" w:cs="Times New Roman"/>
-          <w:lang w:val="en-GB"/>
-        </w:rPr>
-        <w:t>quare-</w:t>
-      </w:r>
-      <w:r>
-        <w:rPr>
-          <w:rFonts w:ascii="Times New Roman" w:hAnsi="Times New Roman" w:cs="Times New Roman"/>
-          <w:lang w:val="en-GB"/>
-        </w:rPr>
-        <w:t>c</w:t>
-      </w:r>
-      <w:r>
-        <w:rPr>
-          <w:rFonts w:ascii="Times New Roman" w:hAnsi="Times New Roman" w:cs="Times New Roman"/>
-          <w:lang w:val="en-GB"/>
-        </w:rPr>
-        <w:t xml:space="preserve">ube </w:t>
+        <w:t xml:space="preserve">caling: the square-cube</w:t>
+      </w:r>
+      <w:r>
+        <w:rPr>
+          <w:rFonts w:ascii="Times New Roman" w:hAnsi="Times New Roman" w:cs="Times New Roman"/>
+          <w:lang w:val="en-GB"/>
+        </w:rPr>
+        <w:t xml:space="preserve"/>
+      </w:r>
+      <w:r>
+        <w:rPr>
+          <w:rFonts w:ascii="Times New Roman" w:hAnsi="Times New Roman" w:cs="Times New Roman"/>
+          <w:lang w:val="en-GB"/>
+        </w:rPr>
+        <w:t xml:space="preserve"/>
+      </w:r>
+      <w:r>
+        <w:rPr>
+          <w:rFonts w:ascii="Times New Roman" w:hAnsi="Times New Roman" w:cs="Times New Roman"/>
+          <w:lang w:val="en-GB"/>
+        </w:rPr>
+        <w:t xml:space="preserve"/>
+      </w:r>
+      <w:r>
+        <w:rPr>
+          <w:rFonts w:ascii="Times New Roman" w:hAnsi="Times New Roman" w:cs="Times New Roman"/>
+          <w:lang w:val="en-GB"/>
+        </w:rPr>
+        <w:t xml:space="preserve"> </w:t>
       </w:r>
       <w:r>
         <w:rPr>
@@ -14535,7 +14584,7 @@
           <w:lang w:val="en-GB"/>
         </w:rPr>
         <w:lastRenderedPageBreak/>
-        <w:t>1.6 Summary: Framing the Design Challenges Ahead</w:t>
+        <w:t xml:space="preserve">1.6 Summary: framing the design challenges ahead</w:t>
       </w:r>
     </w:p>
     <w:p>
@@ -14572,7 +14621,7 @@
         </w:rPr>
         <w:drawing>
           <wp:inline distT="0" distB="0" distL="0" distR="0" wp14:anchorId="22F4EC17" wp14:editId="705E4728">
-            <wp:extent cx="5731510" cy="3941937"/>
+            <wp:extent cx="5731510" cy="4050165"/>
             <wp:effectExtent l="0" t="0" r="0" b="0"/>
             <wp:docPr id="710352468" name="Picture 4" descr="The high-speed trilemma. Mechanical integrity, electromagnetic efficiency and thermal management pull against one another along every edge of the triangle, and feasible high-speed designs occupy the compromise window at its centre. As Section 1.6.1 notes, the power electronic interface acts as the gatekeeper that decides which part of that window can be reached at all."/>
             <wp:cNvGraphicFramePr>
@@ -14600,7 +14649,7 @@
                   <pic:spPr>
                     <a:xfrm>
                       <a:off x="0" y="0"/>
-                      <a:ext cx="5731510" cy="3941937"/>
+                      <a:ext cx="5731510" cy="4050165"/>
                     </a:xfrm>
                     <a:prstGeom prst="rect">
                       <a:avLst/>
@@ -14859,7 +14908,7 @@
           <w:lang w:val="en-GB"/>
         </w:rPr>
         <w:lastRenderedPageBreak/>
-        <w:t>1.6.2 Roadmap of the Following Book Chapters</w:t>
+        <w:t xml:space="preserve">1.6.2 Roadmap of the following book chapters</w:t>
       </w:r>
     </w:p>
     <w:p>
@@ -15030,6 +15079,199 @@
           <w:lang w:val="en-GB"/>
         </w:rPr>
         <w:t>This roadmap ensures that whether the reader is an industrial designer seeking reliability or a traction engineer seeking power density, they have a clear path through the complex interdependencies of high-speed electrical machine design.</w:t>
+      </w:r>
+    </w:p>
+    <w:p>
+      <w:pPr>
+        <w:pStyle w:val="Heading2"/>
+        <w:jc w:val="both"/>
+      </w:pPr>
+      <w:r>
+        <w:rPr>
+          <w:rFonts w:ascii="Times New Roman" w:hAnsi="Times New Roman" w:cs="Times New Roman"/>
+          <w:lang w:val="en-GB"/>
+        </w:rPr>
+        <w:t xml:space="preserve">References</w:t>
+      </w:r>
+    </w:p>
+    <w:p>
+      <w:pPr>
+        <w:spacing w:after="80" w:line="259" w:lineRule="auto"/>
+        <w:ind w:left="360" w:hanging="360"/>
+        <w:jc w:val="left"/>
+      </w:pPr>
+      <w:r>
+        <w:rPr>
+          <w:rFonts w:ascii="Times New Roman" w:hAnsi="Times New Roman" w:cs="Times New Roman"/>
+          <w:lang w:val="en-GB"/>
+        </w:rPr>
+        <w:t xml:space="preserve">Armengaud, E., Ratz, F., Muñiz, Á., Poza, J., Garramiola, F., Almandoz, G., … Montonen, J. (2025). European initiatives addressing high efficiency and low-cost electric motors for circularity and low use of rare resources. </w:t>
+      </w:r>
+      <w:r>
+        <w:rPr>
+          <w:rFonts w:ascii="Times New Roman" w:hAnsi="Times New Roman" w:cs="Times New Roman"/>
+          <w:i/>
+          <w:iCs/>
+          <w:lang w:val="en-GB"/>
+        </w:rPr>
+        <w:t xml:space="preserve">SAE International Journal of Advances and Current Practices in Mobility, 7</w:t>
+      </w:r>
+      <w:r>
+        <w:rPr>
+          <w:rFonts w:ascii="Times New Roman" w:hAnsi="Times New Roman" w:cs="Times New Roman"/>
+          <w:lang w:val="en-GB"/>
+        </w:rPr>
+        <w:t xml:space="preserve">(6), 2781–2794. https://doi.org/10.4271/2025-01-8806</w:t>
+      </w:r>
+    </w:p>
+    <w:p>
+      <w:pPr>
+        <w:spacing w:after="80" w:line="259" w:lineRule="auto"/>
+        <w:ind w:left="360" w:hanging="360"/>
+        <w:jc w:val="left"/>
+      </w:pPr>
+      <w:r>
+        <w:rPr>
+          <w:rFonts w:ascii="Times New Roman" w:hAnsi="Times New Roman" w:cs="Times New Roman"/>
+          <w:lang w:val="en-GB"/>
+        </w:rPr>
+        <w:t xml:space="preserve">Canseven, H. T., Petrov, I., Martikainen, I., &amp; Pyrhönen, J. (2024). Eddy-current losses in slitted rotor cores of PMSMs—Development of a novel method. </w:t>
+      </w:r>
+      <w:r>
+        <w:rPr>
+          <w:rFonts w:ascii="Times New Roman" w:hAnsi="Times New Roman" w:cs="Times New Roman"/>
+          <w:i/>
+          <w:iCs/>
+          <w:lang w:val="en-GB"/>
+        </w:rPr>
+        <w:t xml:space="preserve">IEEE Transactions on Energy Conversion, 40</w:t>
+      </w:r>
+      <w:r>
+        <w:rPr>
+          <w:rFonts w:ascii="Times New Roman" w:hAnsi="Times New Roman" w:cs="Times New Roman"/>
+          <w:lang w:val="en-GB"/>
+        </w:rPr>
+        <w:t xml:space="preserve">(2), 1339–1349.</w:t>
+      </w:r>
+    </w:p>
+    <w:p>
+      <w:pPr>
+        <w:spacing w:after="80" w:line="259" w:lineRule="auto"/>
+        <w:ind w:left="360" w:hanging="360"/>
+        <w:jc w:val="left"/>
+      </w:pPr>
+      <w:r>
+        <w:rPr>
+          <w:rFonts w:ascii="Times New Roman" w:hAnsi="Times New Roman" w:cs="Times New Roman"/>
+          <w:lang w:val="en-GB"/>
+        </w:rPr>
+        <w:t xml:space="preserve">El Hajji, T., Hemeida, A., Lehikoinen, A., Martin, F., &amp; Belahcen, A. (2024). Optimal design of high specific power electric machines for fully electric regional aircraft: A case study of 1 MW S-PMSM. </w:t>
+      </w:r>
+      <w:r>
+        <w:rPr>
+          <w:rFonts w:ascii="Times New Roman" w:hAnsi="Times New Roman" w:cs="Times New Roman"/>
+          <w:i/>
+          <w:iCs/>
+          <w:lang w:val="en-GB"/>
+        </w:rPr>
+        <w:t xml:space="preserve">Aerospace, 11</w:t>
+      </w:r>
+      <w:r>
+        <w:rPr>
+          <w:rFonts w:ascii="Times New Roman" w:hAnsi="Times New Roman" w:cs="Times New Roman"/>
+          <w:lang w:val="en-GB"/>
+        </w:rPr>
+        <w:t xml:space="preserve">(10), 820. https://doi.org/10.3390/aerospace11100820</w:t>
+      </w:r>
+    </w:p>
+    <w:p>
+      <w:pPr>
+        <w:spacing w:after="80" w:line="259" w:lineRule="auto"/>
+        <w:ind w:left="360" w:hanging="360"/>
+        <w:jc w:val="left"/>
+      </w:pPr>
+      <w:r>
+        <w:rPr>
+          <w:rFonts w:ascii="Times New Roman" w:hAnsi="Times New Roman" w:cs="Times New Roman"/>
+          <w:lang w:val="en-GB"/>
+        </w:rPr>
+        <w:t xml:space="preserve">Lipo, T. A. (2017). </w:t>
+      </w:r>
+      <w:r>
+        <w:rPr>
+          <w:rFonts w:ascii="Times New Roman" w:hAnsi="Times New Roman" w:cs="Times New Roman"/>
+          <w:i/>
+          <w:iCs/>
+          <w:lang w:val="en-GB"/>
+        </w:rPr>
+        <w:t xml:space="preserve">Analysis of synchronous machines</w:t>
+      </w:r>
+      <w:r>
+        <w:rPr>
+          <w:rFonts w:ascii="Times New Roman" w:hAnsi="Times New Roman" w:cs="Times New Roman"/>
+          <w:lang w:val="en-GB"/>
+        </w:rPr>
+        <w:t xml:space="preserve">. CRC Press.</w:t>
+      </w:r>
+    </w:p>
+    <w:p>
+      <w:pPr>
+        <w:spacing w:after="80" w:line="259" w:lineRule="auto"/>
+        <w:ind w:left="360" w:hanging="360"/>
+        <w:jc w:val="left"/>
+      </w:pPr>
+      <w:r>
+        <w:rPr>
+          <w:rFonts w:ascii="Times New Roman" w:hAnsi="Times New Roman" w:cs="Times New Roman"/>
+          <w:lang w:val="en-GB"/>
+        </w:rPr>
+        <w:t xml:space="preserve">Pyrhönen, J., Jokinen, T., &amp; Hrabovcová, V. (2013). </w:t>
+      </w:r>
+      <w:r>
+        <w:rPr>
+          <w:rFonts w:ascii="Times New Roman" w:hAnsi="Times New Roman" w:cs="Times New Roman"/>
+          <w:i/>
+          <w:iCs/>
+          <w:lang w:val="en-GB"/>
+        </w:rPr>
+        <w:t xml:space="preserve">Design of rotating electrical machines</w:t>
+      </w:r>
+      <w:r>
+        <w:rPr>
+          <w:rFonts w:ascii="Times New Roman" w:hAnsi="Times New Roman" w:cs="Times New Roman"/>
+          <w:lang w:val="en-GB"/>
+        </w:rPr>
+        <w:t xml:space="preserve"> (2nd ed.). John Wiley &amp; Sons.</w:t>
+      </w:r>
+    </w:p>
+    <w:p>
+      <w:pPr>
+        <w:spacing w:after="80" w:line="259" w:lineRule="auto"/>
+        <w:ind w:left="360" w:hanging="360"/>
+        <w:jc w:val="left"/>
+      </w:pPr>
+      <w:r>
+        <w:rPr>
+          <w:rFonts w:ascii="Times New Roman" w:hAnsi="Times New Roman" w:cs="Times New Roman"/>
+          <w:lang w:val="en-GB"/>
+        </w:rPr>
+        <w:t xml:space="preserve">Scherman, E., Parviainen, M., Nutakor, C., Petrov, I., Pyrhönen, J., &amp; Sopanen, J. (2026). Impact of rotor topology on dynamic behavior and manufacturing in a high-speed electric machine. In J. Sopanen, E. Kurvinen, R. Viitala, T. Holopainen, &amp; T. Choudhury (Eds.), </w:t>
+      </w:r>
+      <w:r>
+        <w:rPr>
+          <w:rFonts w:ascii="Times New Roman" w:hAnsi="Times New Roman" w:cs="Times New Roman"/>
+          <w:i/>
+          <w:iCs/>
+          <w:lang w:val="en-GB"/>
+        </w:rPr>
+        <w:t xml:space="preserve">Proceedings of the 12th IFToMM International Conference on Rotordynamics</w:t>
+      </w:r>
+      <w:r>
+        <w:rPr>
+          <w:rFonts w:ascii="Times New Roman" w:hAnsi="Times New Roman" w:cs="Times New Roman"/>
+          <w:lang w:val="en-GB"/>
+        </w:rPr>
+        <w:t xml:space="preserve"> (Mechanisms and Machine Science, Vol. 211). Springer, Cham.</w:t>
       </w:r>
     </w:p>
     <w:sectPr>
@@ -15514,19 +15756,19 @@
 <file path=word/commentsExtended.xml><?xml version="1.0" encoding="utf-8"?>
 <w15:commentsEx xmlns:wpc="http://schemas.microsoft.com/office/word/2010/wordprocessingCanvas" xmlns:cx="http://schemas.microsoft.com/office/drawing/2014/chartex" xmlns:cx1="http://schemas.microsoft.com/office/drawing/2015/9/8/chartex" xmlns:cx2="http://schemas.microsoft.com/office/drawing/2015/10/21/chartex" xmlns:cx3="http://schemas.microsoft.com/office/drawing/2016/5/9/chartex" xmlns:cx4="http://schemas.microsoft.com/office/drawing/2016/5/10/chartex" xmlns:cx5="http://schemas.microsoft.com/office/drawing/2016/5/11/chartex" xmlns:cx6="http://schemas.microsoft.com/office/drawing/2016/5/12/chartex" xmlns:cx7="http://schemas.microsoft.com/office/drawing/2016/5/13/chartex" xmlns:cx8="http://schemas.microsoft.com/office/drawing/2016/5/14/chartex" xmlns:mc="http://schemas.openxmlformats.org/markup-compatibility/2006" xmlns:aink="http://schemas.microsoft.com/office/drawing/2016/ink" xmlns:am3d="http://schemas.microsoft.com/office/drawing/2017/model3d" xmlns:o="urn:schemas-microsoft-com:office:office" xmlns:oel="http://schemas.microsoft.com/office/2019/extlst" xmlns:r="http://schemas.openxmlformats.org/officeDocument/2006/relationships" xmlns:m="http://schemas.openxmlformats.org/officeDocument/2006/math" xmlns:v="urn:schemas-microsoft-com:vml" xmlns:wp14="http://schemas.microsoft.com/office/word/2010/wordprocessingDrawing" xmlns:wp="http://schemas.openxmlformats.org/drawingml/2006/wordprocessingDrawing" xmlns:w10="urn:schemas-microsoft-com:office:word" xmlns:w="http://schemas.openxmlformats.org/wordprocessingml/2006/main" xmlns:w14="http://schemas.microsoft.com/office/word/2010/wordml" xmlns:w15="http://schemas.microsoft.com/office/word/2012/wordml" xmlns:w16cei="http://schemas.microsoft.com/office/word/2026/wordml/cei" xmlns:w16cex="http://schemas.microsoft.com/office/word/2018/wordml/cex" xmlns:w16cid="http://schemas.microsoft.com/office/word/2016/wordml/cid" xmlns:w16="http://schemas.microsoft.com/office/word/2018/wordml" xmlns:w16du="http://schemas.microsoft.com/office/word/2023/wordml/word16du" xmlns:w16sdtdh="http://schemas.microsoft.com/office/word/2020/wordml/sdtdatahash" xmlns:w16sdtfl="http://schemas.microsoft.com/office/word/2024/wordml/sdtformatlock" xmlns:w16se="http://schemas.microsoft.com/office/word/2015/wordml/symex" xmlns:wpg="http://schemas.microsoft.com/office/word/2010/wordprocessingGroup" xmlns:wpi="http://schemas.microsoft.com/office/word/2010/wordprocessingInk" xmlns:wne="http://schemas.microsoft.com/office/word/2006/wordml" xmlns:wps="http://schemas.microsoft.com/office/word/2010/wordprocessingShape" mc:Ignorable="w14 w15 w16se w16cid w16 w16cex w16sdtdh w16sdtfl w16du wp14">
   <w15:commentEx w15:paraId="0DC37DE8" w15:done="1"/>
-  <w15:commentEx w15:paraId="4A1AE7AA" w15:done="0"/>
+  <w15:commentEx w15:paraId="4A1AE7AA" w15:done="1"/>
   <w15:commentEx w15:paraId="0D608EBD" w15:done="1"/>
-  <w15:commentEx w15:paraId="628EEEF9" w15:done="0"/>
+  <w15:commentEx w15:paraId="628EEEF9" w15:done="1"/>
   <w15:commentEx w15:paraId="41249BBD" w15:done="1"/>
   <w15:commentEx w15:paraId="1F498FF5" w15:done="1"/>
-  <w15:commentEx w15:paraId="21AC3F49" w15:done="0"/>
+  <w15:commentEx w15:paraId="21AC3F49" w15:done="1"/>
   <w15:commentEx w15:paraId="35627C89" w15:done="1"/>
   <w15:commentEx w15:paraId="6AD9F795" w15:done="1"/>
-  <w15:commentEx w15:paraId="7DB0A973" w15:done="0"/>
+  <w15:commentEx w15:paraId="7DB0A973" w15:done="1"/>
   <w15:commentEx w15:paraId="2CF5CD5D" w15:done="1"/>
   <w15:commentEx w15:paraId="0841F42F" w15:done="1"/>
-  <w15:commentEx w15:paraId="0D89D26C" w15:done="0"/>
-  <w15:commentEx w15:paraId="330C786C" w15:done="0"/>
+  <w15:commentEx w15:paraId="0D89D26C" w15:done="1"/>
+  <w15:commentEx w15:paraId="330C786C" w15:done="1"/>
   <w15:commentEx w15:paraId="4283F15D" w15:done="1"/>
 </w15:commentsEx>
 </file>

--- a/chapter1/Chapter_1_house_style.docx
+++ b/chapter1/Chapter_1_house_style.docx
@@ -14621,7 +14621,7 @@
         </w:rPr>
         <w:drawing>
           <wp:inline distT="0" distB="0" distL="0" distR="0" wp14:anchorId="22F4EC17" wp14:editId="705E4728">
-            <wp:extent cx="5731510" cy="4050165"/>
+            <wp:extent cx="5731510" cy="4266621"/>
             <wp:effectExtent l="0" t="0" r="0" b="0"/>
             <wp:docPr id="710352468" name="Picture 4" descr="The high-speed trilemma. Mechanical integrity, electromagnetic efficiency and thermal management pull against one another along every edge of the triangle, and feasible high-speed designs occupy the compromise window at its centre. As Section 1.6.1 notes, the power electronic interface acts as the gatekeeper that decides which part of that window can be reached at all."/>
             <wp:cNvGraphicFramePr>
@@ -14649,7 +14649,7 @@
                   <pic:spPr>
                     <a:xfrm>
                       <a:off x="0" y="0"/>
-                      <a:ext cx="5731510" cy="4050165"/>
+                      <a:ext cx="5731510" cy="4266621"/>
                     </a:xfrm>
                     <a:prstGeom prst="rect">
                       <a:avLst/>

--- a/chapter1/Chapter_1_house_style.docx
+++ b/chapter1/Chapter_1_house_style.docx
@@ -14621,9 +14621,9 @@
         </w:rPr>
         <w:drawing>
           <wp:inline distT="0" distB="0" distL="0" distR="0" wp14:anchorId="22F4EC17" wp14:editId="705E4728">
-            <wp:extent cx="5731510" cy="4266621"/>
+            <wp:extent cx="5731510" cy="4457164"/>
             <wp:effectExtent l="0" t="0" r="0" b="0"/>
-            <wp:docPr id="710352468" name="Picture 4" descr="The high-speed trilemma. Mechanical integrity, electromagnetic efficiency and thermal management pull against one another along every edge of the triangle, and feasible high-speed designs occupy the compromise window at its centre. As Section 1.6.1 notes, the power electronic interface acts as the gatekeeper that decides which part of that window can be reached at all."/>
+            <wp:docPr id="710352468" name="Picture 4" descr="The high-speed trilemma. Mechanical integrity, electromagnetic efficiency and thermal management pull against one another around the cycle, each remedy creating the next problem, and feasible high-speed designs occupy the compromise window at the centre. As Section 1.6.1 notes, the power electronic interface acts as the gatekeeper that decides which part of that window can be reached at all. The rotors in the window show the pole numbers of the two paradigms: two poles for the industrial machine that silicon IGBTs can supply, six for the mobile machine that needs SiC or GaN."/>
             <wp:cNvGraphicFramePr>
               <a:graphicFrameLocks xmlns:a="http://schemas.openxmlformats.org/drawingml/2006/main" noChangeAspect="1"/>
             </wp:cNvGraphicFramePr>
@@ -14649,7 +14649,7 @@
                   <pic:spPr>
                     <a:xfrm>
                       <a:off x="0" y="0"/>
-                      <a:ext cx="5731510" cy="4266621"/>
+                      <a:ext cx="5731510" cy="4457164"/>
                     </a:xfrm>
                     <a:prstGeom prst="rect">
                       <a:avLst/>
@@ -14686,7 +14686,14 @@
           <w:rFonts w:ascii="Times New Roman" w:hAnsi="Times New Roman" w:cs="Times New Roman"/>
           <w:lang w:val="en-GB"/>
         </w:rPr>
-        <w:t xml:space="preserve"> The high-speed trilemma. Mechanical integrity, electromagnetic efficiency and thermal management pull against one another along every edge of the triangle, and feasible high-speed designs occupy the compromise window at its centre. As Section 1.6.1 notes, the power electronic interface acts as the gatekeeper that decides which part of that window can be reached at all.</w:t>
+        <w:t xml:space="preserve"> The high-speed trilemma. Mechanical integrity, electromagnetic efficiency and thermal management pull against one another around the cycle, each remedy creating the next problem, and feasible high-speed designs occupy the compromise window at the centre. As Section 1.6.1 notes, the power electronic interface acts as the gatekeeper that decides which part of that window can be reached at all.</w:t>
+      </w:r>
+      <w:r>
+        <w:rPr>
+          <w:rFonts w:ascii="Times New Roman" w:hAnsi="Times New Roman" w:cs="Times New Roman"/>
+          <w:lang w:val="en-GB"/>
+        </w:rPr>
+        <w:t xml:space="preserve"> The rotors in the window show the pole numbers of the two paradigms: two poles for the industrial machine that silicon IGBTs can supply, six for the mobile machine that needs SiC or GaN.</w:t>
       </w:r>
     </w:p>
     <w:p>

--- a/chapter1/Chapter_1_house_style.docx
+++ b/chapter1/Chapter_1_house_style.docx
@@ -2965,7 +2965,7 @@
           <wp:inline distT="0" distB="0" distL="0" distR="0" wp14:anchorId="7AD894E6" wp14:editId="0B319140">
             <wp:extent cx="5731510" cy="6030280"/>
             <wp:effectExtent l="0" t="0" r="0" b="0"/>
-            <wp:docPr id="169046035" name="Picture 1" descr="Traditional geared and integrated direct-drive architectures. (a) a mains-frequency motor drives the impeller through a step-up gearbox having a heavy lubrication system. (b) the impeller is mounted directly on the high-speed motor shaft, optionally carried on active magnetic bearings (AMBs), and the gearbox, couplings and oil system disappear. The units are drawn to scale for a compressor of about 300 kW: (a) and (b) at one scale, so that their sizes compare directly, and (c), the motor of (b) with its upper half in section, at twice that scale. The dimensions are representative of catalogue equipment, not those of a particular machine."/>
+            <wp:docPr id="169046035" name="Picture 1" descr="Traditional geared and integrated direct-drive architectures. (a) a mains-frequency motor drives the impeller through a step-up gearbox having a heavy lubrication system. (b) the impeller is mounted directly on the high-speed motor shaft, optionally carried on active magnetic bearings (AMBs), and the gearbox, couplings and oil system disappear. The units are drawn to scale for a compressor of about 300 kW: (a) and (b) at one scale, so that their sizes compare directly, and (c), the motor of (b) with its upper half in section, at twice that scale. The dimensions are representative of catalogue equipment, not those of a particular machine."/>
             <wp:cNvGraphicFramePr>
               <a:graphicFrameLocks xmlns:a="http://schemas.openxmlformats.org/drawingml/2006/main" noChangeAspect="1"/>
             </wp:cNvGraphicFramePr>
@@ -3068,7 +3068,7 @@
           <w:rFonts w:ascii="Times New Roman" w:hAnsi="Times New Roman" w:cs="Times New Roman"/>
           <w:lang w:val="en-GB"/>
         </w:rPr>
-        <w:t xml:space="preserve"> The units are drawn to scale for a compressor of about 300 kW: (a) and (b) at one scale, so that their sizes compare directly, and (c), the motor of (b) with its upper half in section, at twice that scale. The dimensions are representative of catalogue equipment, not those of a particular machine.</w:t>
+        <w:t xml:space="preserve"> The units are drawn to scale for a compressor of about 300 kW: (a) and (b) at one scale, so that their sizes compare directly, and (c), the motor of (b) with its upper half in section, at twice that scale. The dimensions are representative of catalogue equipment, not those of a particular machine.</w:t>
       </w:r>
     </w:p>
     <w:p>
@@ -14623,7 +14623,7 @@
           <wp:inline distT="0" distB="0" distL="0" distR="0" wp14:anchorId="22F4EC17" wp14:editId="705E4728">
             <wp:extent cx="5731510" cy="4457164"/>
             <wp:effectExtent l="0" t="0" r="0" b="0"/>
-            <wp:docPr id="710352468" name="Picture 4" descr="The high-speed trilemma. Mechanical integrity, electromagnetic efficiency and thermal management pull against one another around the cycle, each remedy creating the next problem, and feasible high-speed designs occupy the compromise window at the centre. As Section 1.6.1 notes, the power electronic interface acts as the gatekeeper that decides which part of that window can be reached at all. The rotors in the window show the pole numbers of the two paradigms: two poles for the industrial machine that silicon IGBTs can supply, six for the mobile machine that needs SiC or GaN."/>
+            <wp:docPr id="710352468" name="Picture 4" descr="The high-speed trilemma. Mechanical integrity, electromagnetic efficiency and thermal management pull against one another around the cycle, each remedy creating the next problem, and feasible high-speed designs occupy the compromise window at the centre. As Section 1.6.1 notes, the power electronic interface acts as the gatekeeper that decides which part of that window can be reached at all. Within the window the power electronics stands as a gate between the two paradigms, shown at 30 000 r/min: above it the two-pole industrial machine at 500 Hz, which silicon IGBTs can supply, and below it the six-pole mobile machine at 1500 Hz, which needs SiC or GaN."/>
             <wp:cNvGraphicFramePr>
               <a:graphicFrameLocks xmlns:a="http://schemas.openxmlformats.org/drawingml/2006/main" noChangeAspect="1"/>
             </wp:cNvGraphicFramePr>
@@ -14693,7 +14693,7 @@
           <w:rFonts w:ascii="Times New Roman" w:hAnsi="Times New Roman" w:cs="Times New Roman"/>
           <w:lang w:val="en-GB"/>
         </w:rPr>
-        <w:t xml:space="preserve"> The rotors in the window show the pole numbers of the two paradigms: two poles for the industrial machine that silicon IGBTs can supply, six for the mobile machine that needs SiC or GaN.</w:t>
+        <w:t xml:space="preserve"> Within the window the power electronics stands as a gate between the two paradigms, shown at 30 000 r/min: above it the two-pole industrial machine at 500 Hz, which silicon IGBTs can supply, and below it the six-pole mobile machine at 1500 Hz, which needs SiC or GaN.</w:t>
       </w:r>
     </w:p>
     <w:p>
